--- a/reports/2026-10-09/YouTube_AI趨勢研究雷達_2026-10-09_完整報告.docx
+++ b/reports/2026-10-09/YouTube_AI趨勢研究雷達_2026-10-09_完整報告.docx
@@ -12,7 +12,7 @@
     </w:p>
     <w:p>
       <w:r>
-        <w:t>自動產出時間：2026-10-09T00:57:39.989313+00:00 | 資料來源：YouTube Research MCP | 近72h去重樣本：39</w:t>
+        <w:t>自動產出時間：2026-10-09T02:01:58.483941+00:00 | 資料來源：YouTube Research MCP | 近72h去重樣本：39</w:t>
       </w:r>
     </w:p>
     <w:p>
@@ -38,35 +38,35 @@
     </w:p>
     <w:p>
       <w:r>
-        <w:t>1. 【新刊】「AIに9割任せる株式投資」を検証！ChatGPT・Claudeは投資に使えるのか？｜聞いてわかる投資本チャンネル｜35,913 views｜2026-10-06T11:00:25Z</w:t>
+        <w:t>1. 【新刊】「AIに9割任せる株式投資」を検証！ChatGPT・Claudeは投資に使えるのか？｜聞いてわかる投資本チャンネル｜36,258 views｜2026-10-06T11:00:25Z</w:t>
         <w:br/>
         <w:t>https://www.youtube.com/watch?v=cxJsqDOkGTs</w:t>
       </w:r>
     </w:p>
     <w:p>
       <w:r>
-        <w:t>2. 【絶対やるな】AIで作った3Dモデルを副業販売するときの落とし穴！企業に負けない個人事業の戦略を徹底解説！ #3Dプリンター #a1mini #3D生成AI｜Age of 3DP / ウノケン【3Dプリンター】｜16,016 views｜2026-10-07T10:00:07Z</w:t>
+        <w:t>2. 【絶対やるな】AIで作った3Dモデルを副業販売するときの落とし穴！企業に負けない個人事業の戦略を徹底解説！ #3Dプリンター #a1mini #3D生成AI｜Age of 3DP / ウノケン【3Dプリンター】｜16,127 views｜2026-10-07T10:00:07Z</w:t>
         <w:br/>
         <w:t>https://www.youtube.com/watch?v=7l4Qfz14bfs</w:t>
       </w:r>
     </w:p>
     <w:p>
       <w:r>
-        <w:t>3. 5 Boring Claude AI Side Hustles That Pay Better Than a 9-5｜Sean Dollwet｜15,329 views｜2026-10-07T12:00:37Z</w:t>
+        <w:t>3. 5 Boring Claude AI Side Hustles That Pay Better Than a 9-5｜Sean Dollwet｜15,499 views｜2026-10-07T12:00:37Z</w:t>
         <w:br/>
         <w:t>https://www.youtube.com/watch?v=FZRqKUWtTvw</w:t>
       </w:r>
     </w:p>
     <w:p>
       <w:r>
-        <w:t>4. 鴻海下一張王牌是機器人？AI伺服器營收狂飆　德州廠導入自動化「機器人反過來造AI」｜關我什麼事｜94要賺錢｜94要賺錢｜13,294 views｜2026-10-07T07:00:11Z</w:t>
+        <w:t>4. 鴻海下一張王牌是機器人？AI伺服器營收狂飆　德州廠導入自動化「機器人反過來造AI」｜關我什麼事｜94要賺錢｜94要賺錢｜13,559 views｜2026-10-07T07:00:11Z</w:t>
         <w:br/>
         <w:t>https://www.youtube.com/watch?v=JtNupdfBZoA</w:t>
       </w:r>
     </w:p>
     <w:p>
       <w:r>
-        <w:t>5. Can Google still catch up? Argon is entering the chat #AI #Google #Argon #AInews #tech｜AI News &amp; Strategy Daily | Nate B Jones｜9,906 views｜2026-10-08T03:00:37Z</w:t>
+        <w:t>5. Can Google still catch up? Argon is entering the chat #AI #Google #Argon #AInews #tech｜AI News &amp; Strategy Daily | Nate B Jones｜10,213 views｜2026-10-08T03:00:37Z</w:t>
         <w:br/>
         <w:t>https://www.youtube.com/watch?v=EZAugIwI1Do</w:t>
       </w:r>
@@ -80,28 +80,28 @@
     </w:p>
     <w:p>
       <w:r>
-        <w:t>7. 【レベチ】やっぱりGPT6-AstraよりClaude Opus5.5が最強でした。Astraとの比較も公開【AI副業】｜ここなのAIマネタイズ部屋｜6,067 views｜2026-10-06T09:05:00Z</w:t>
+        <w:t>7. 【レベチ】やっぱりGPT6-AstraよりClaude Opus5.5が最強でした。Astraとの比較も公開【AI副業】｜ここなのAIマネタイズ部屋｜6,102 views｜2026-10-06T09:05:00Z</w:t>
         <w:br/>
         <w:t>https://www.youtube.com/watch?v=ciSsQzBUxWM</w:t>
       </w:r>
     </w:p>
     <w:p>
       <w:r>
-        <w:t>8. 不露臉、不拍片，7 天就開始賺錢｜最懶的 AI 賺錢法｜堆金積玉｜5,928 views｜2026-10-07T11:00:17Z</w:t>
+        <w:t>8. 3 AI Video Services Beginners Can Sell for $300–$1,000｜Odetta Rockhead｜6,013 views｜2026-10-08T15:00:28Z</w:t>
+        <w:br/>
+        <w:t>https://www.youtube.com/watch?v=z49MtiwC21c</w:t>
+      </w:r>
+    </w:p>
+    <w:p>
+      <w:r>
+        <w:t>9. 不露臉、不拍片，7 天就開始賺錢｜最懶的 AI 賺錢法｜堆金積玉｜5,972 views｜2026-10-07T11:00:17Z</w:t>
         <w:br/>
         <w:t>https://www.youtube.com/watch?v=FI1zyFt1xpU</w:t>
       </w:r>
     </w:p>
     <w:p>
       <w:r>
-        <w:t>9. 3 AI Video Services Beginners Can Sell for $300–$1,000｜Odetta Rockhead｜5,529 views｜2026-10-08T15:00:28Z</w:t>
-        <w:br/>
-        <w:t>https://www.youtube.com/watch?v=z49MtiwC21c</w:t>
-      </w:r>
-    </w:p>
-    <w:p>
-      <w:r>
-        <w:t>10. 3个冷门却好赚的AI小生意【第二期】｜普通人怎么靠AI赚钱？AI小生意实操｜241个粉丝变现30万如何做到的？｜从0到1手把手教程｜Codex AI副业 AI赚钱 2026｜达姐AI说｜5,390 views｜2026-10-06T14:00:31Z</w:t>
+        <w:t>10. 3个冷门却好赚的AI小生意【第二期】｜普通人怎么靠AI赚钱？AI小生意实操｜241个粉丝变现30万如何做到的？｜从0到1手把手教程｜Codex AI副业 AI赚钱 2026｜达姐AI说｜5,441 views｜2026-10-06T14:00:31Z</w:t>
         <w:br/>
         <w:t>https://www.youtube.com/watch?v=KVap4A7NCM0</w:t>
       </w:r>
@@ -182,12 +182,12 @@
     </w:p>
     <w:p>
       <w:r>
-        <w:t>・なんかもうレッドオーシャンな感じがしますね。 ３Dプリンターがコンビニとか置かれるとかなって終戦も早そう。</w:t>
+        <w:t>・AIで生成した完成イメージを送ってくるクライアントが増えましたが、4色のFDM 3Dプリンタでは表現力がまるで足りなくて困ること多いですね〜</w:t>
       </w:r>
     </w:p>
     <w:p>
       <w:r>
-        <w:t>・AIで生成した完成イメージを送ってくるクライアントが増えましたが、4色のFDM 3Dプリンタでは表現力がまるで足りなくて困ること多いですね〜</w:t>
+        <w:t>・なんかもうレッドオーシャンな感じがしますね。 ３Dプリンターがコンビニとか置かれるとかなって終戦も早そう。</w:t>
       </w:r>
     </w:p>
     <w:p>
@@ -227,7 +227,7 @@
     </w:p>
     <w:p>
       <w:r>
-        <w:t>・因為台積電的超高價晶片先賣到鴻海 、 然後鴻海再加工做成伺服器 、 最後再賣去輝達 、 所以很金額很高是正常的啊。</w:t>
+        <w:t>・鴻海股價跌破250</w:t>
       </w:r>
     </w:p>
     <w:p>
@@ -287,22 +287,27 @@
     </w:p>
     <w:p>
       <w:r>
-        <w:t>・いつも可愛くて、声も好き、内容は充実。けど、このペースで公開されるとついていけない(;'∀')</w:t>
+        <w:t>・ここなさんがAI風なので、どちらがリアルか?もうわからん😮 今では全てAIだと思ってしまったら、内容がよく入って来ました✨w 特に今回は参考になりました。ありがとうございます🙇</w:t>
       </w:r>
     </w:p>
     <w:p>
       <w:r>
-        <w:t>不露臉、不拍片，7 天就開始賺錢｜最懶的 AI 賺錢法｜實際取得留言 2 則</w:t>
+        <w:t>3 AI Video Services Beginners Can Sell for $300–$1,000｜實際取得留言 13 則</w:t>
       </w:r>
     </w:p>
     <w:p>
       <w:r>
-        <w:t>・感謝分享</w:t>
+        <w:t>・Thank you so much for watching, liking, commenting and continuing to support the channel. I truly appreciate every one of you! 🙏❤️  TRY HIGGSFIELD NOW: https://higgsfield.ai/s/rockstaracademy-lfcRxx.  ⚠️ IMPORTANT SCAM W</w:t>
       </w:r>
     </w:p>
     <w:p>
       <w:r>
-        <w:t>・任何与 Elon 相关的东西都会快速传播，SPC X15X 也受到了一些影响。</w:t>
+        <w:t>・Odetta, always so much value! Thank you!❤🎉🚀</w:t>
+      </w:r>
+    </w:p>
+    <w:p>
+      <w:r>
+        <w:t>・Thank you Odetta❤</w:t>
       </w:r>
     </w:p>
     <w:p>

--- a/reports/2026-10-09/YouTube_AI趨勢研究雷達_2026-10-09_完整報告.docx
+++ b/reports/2026-10-09/YouTube_AI趨勢研究雷達_2026-10-09_完整報告.docx
@@ -12,7 +12,7 @@
     </w:p>
     <w:p>
       <w:r>
-        <w:t>自動產出時間：2026-10-09T02:01:58.483941+00:00 | 資料來源：YouTube Research MCP | 近72h去重樣本：39</w:t>
+        <w:t>自動產出時間：2026-10-09T02:08:19.172338+00:00 | 資料來源：YouTube Research MCP | 近72h去重樣本：39</w:t>
       </w:r>
     </w:p>
     <w:p>
@@ -38,35 +38,35 @@
     </w:p>
     <w:p>
       <w:r>
-        <w:t>1. 【新刊】「AIに9割任せる株式投資」を検証！ChatGPT・Claudeは投資に使えるのか？｜聞いてわかる投資本チャンネル｜36,258 views｜2026-10-06T11:00:25Z</w:t>
+        <w:t>1. 【新刊】「AIに9割任せる株式投資」を検証！ChatGPT・Claudeは投資に使えるのか？｜聞いてわかる投資本チャンネル｜36,276 views｜2026-10-06T11:00:25Z</w:t>
         <w:br/>
         <w:t>https://www.youtube.com/watch?v=cxJsqDOkGTs</w:t>
       </w:r>
     </w:p>
     <w:p>
       <w:r>
-        <w:t>2. 【絶対やるな】AIで作った3Dモデルを副業販売するときの落とし穴！企業に負けない個人事業の戦略を徹底解説！ #3Dプリンター #a1mini #3D生成AI｜Age of 3DP / ウノケン【3Dプリンター】｜16,127 views｜2026-10-07T10:00:07Z</w:t>
+        <w:t>2. 【絶対やるな】AIで作った3Dモデルを副業販売するときの落とし穴！企業に負けない個人事業の戦略を徹底解説！ #3Dプリンター #a1mini #3D生成AI｜Age of 3DP / ウノケン【3Dプリンター】｜16,130 views｜2026-10-07T10:00:07Z</w:t>
         <w:br/>
         <w:t>https://www.youtube.com/watch?v=7l4Qfz14bfs</w:t>
       </w:r>
     </w:p>
     <w:p>
       <w:r>
-        <w:t>3. 5 Boring Claude AI Side Hustles That Pay Better Than a 9-5｜Sean Dollwet｜15,499 views｜2026-10-07T12:00:37Z</w:t>
+        <w:t>3. 5 Boring Claude AI Side Hustles That Pay Better Than a 9-5｜Sean Dollwet｜15,506 views｜2026-10-07T12:00:37Z</w:t>
         <w:br/>
         <w:t>https://www.youtube.com/watch?v=FZRqKUWtTvw</w:t>
       </w:r>
     </w:p>
     <w:p>
       <w:r>
-        <w:t>4. 鴻海下一張王牌是機器人？AI伺服器營收狂飆　德州廠導入自動化「機器人反過來造AI」｜關我什麼事｜94要賺錢｜94要賺錢｜13,559 views｜2026-10-07T07:00:11Z</w:t>
+        <w:t>4. 鴻海下一張王牌是機器人？AI伺服器營收狂飆　德州廠導入自動化「機器人反過來造AI」｜關我什麼事｜94要賺錢｜94要賺錢｜13,581 views｜2026-10-07T07:00:11Z</w:t>
         <w:br/>
         <w:t>https://www.youtube.com/watch?v=JtNupdfBZoA</w:t>
       </w:r>
     </w:p>
     <w:p>
       <w:r>
-        <w:t>5. Can Google still catch up? Argon is entering the chat #AI #Google #Argon #AInews #tech｜AI News &amp; Strategy Daily | Nate B Jones｜10,213 views｜2026-10-08T03:00:37Z</w:t>
+        <w:t>5. Can Google still catch up? Argon is entering the chat #AI #Google #Argon #AInews #tech｜AI News &amp; Strategy Daily | Nate B Jones｜10,224 views｜2026-10-08T03:00:37Z</w:t>
         <w:br/>
         <w:t>https://www.youtube.com/watch?v=EZAugIwI1Do</w:t>
       </w:r>
@@ -87,14 +87,14 @@
     </w:p>
     <w:p>
       <w:r>
-        <w:t>8. 3 AI Video Services Beginners Can Sell for $300–$1,000｜Odetta Rockhead｜6,013 views｜2026-10-08T15:00:28Z</w:t>
+        <w:t>8. 3 AI Video Services Beginners Can Sell for $300–$1,000｜Odetta Rockhead｜6,024 views｜2026-10-08T15:00:28Z</w:t>
         <w:br/>
         <w:t>https://www.youtube.com/watch?v=z49MtiwC21c</w:t>
       </w:r>
     </w:p>
     <w:p>
       <w:r>
-        <w:t>9. 不露臉、不拍片，7 天就開始賺錢｜最懶的 AI 賺錢法｜堆金積玉｜5,972 views｜2026-10-07T11:00:17Z</w:t>
+        <w:t>9. 不露臉、不拍片，7 天就開始賺錢｜最懶的 AI 賺錢法｜堆金積玉｜5,974 views｜2026-10-07T11:00:17Z</w:t>
         <w:br/>
         <w:t>https://www.youtube.com/watch?v=FI1zyFt1xpU</w:t>
       </w:r>
@@ -247,7 +247,7 @@
     </w:p>
     <w:p>
       <w:r>
-        <w:t>・If it’s Sol 5.6 level and cheaper, companies may adopt it. In my highly regulated industry Sol 5.6 is the latest version I can get at work anyway because we have lag before Cyber will approve models.</w:t>
+        <w:t>・This speaks to the overall fear of not winning the AI race.  Will there be a single winner, which will exponentially distance themselves from all others.</w:t>
       </w:r>
     </w:p>
     <w:p>
